--- a/Chap/RazorPages/RazorPagesOpgaver2sem.docx
+++ b/Chap/RazorPages/RazorPagesOpgaver2sem.docx
@@ -5806,7 +5806,13 @@
         <w:t>[BindProperty]</w:t>
       </w:r>
       <w:r>
-        <w:t xml:space="preserve">, og behandlingen af data vil se i en </w:t>
+        <w:t>, og behandlingen af data vil s</w:t>
+      </w:r>
+      <w:r>
+        <w:t>k</w:t>
+      </w:r>
+      <w:r>
+        <w:t xml:space="preserve">e i en </w:t>
       </w:r>
       <w:r>
         <w:rPr>
@@ -9231,6 +9237,66 @@
         </w:rPr>
         <w:t>; }</w:t>
       </w:r>
+      <w:r>
+        <w:rPr>
+          <w:rFonts w:ascii="Cascadia Mono" w:hAnsi="Cascadia Mono" w:cs="Cascadia Mono"/>
+          <w:color w:val="000000"/>
+          <w:sz w:val="19"/>
+          <w:szCs w:val="19"/>
+          <w:lang w:val="en-US"/>
+        </w:rPr>
+        <w:t xml:space="preserve"> </w:t>
+      </w:r>
+      <w:r>
+        <w:rPr>
+          <w:rFonts w:ascii="Cascadia Mono" w:hAnsi="Cascadia Mono" w:cs="Cascadia Mono"/>
+          <w:color w:val="000000"/>
+          <w:sz w:val="19"/>
+          <w:szCs w:val="19"/>
+          <w:highlight w:val="white"/>
+        </w:rPr>
+        <w:t xml:space="preserve">= </w:t>
+      </w:r>
+      <w:r>
+        <w:rPr>
+          <w:rFonts w:ascii="Cascadia Mono" w:hAnsi="Cascadia Mono" w:cs="Cascadia Mono"/>
+          <w:color w:val="0000FF"/>
+          <w:sz w:val="19"/>
+          <w:szCs w:val="19"/>
+          <w:highlight w:val="white"/>
+        </w:rPr>
+        <w:t>new</w:t>
+      </w:r>
+      <w:r>
+        <w:rPr>
+          <w:rFonts w:ascii="Cascadia Mono" w:hAnsi="Cascadia Mono" w:cs="Cascadia Mono"/>
+          <w:color w:val="000000"/>
+          <w:sz w:val="19"/>
+          <w:szCs w:val="19"/>
+          <w:highlight w:val="white"/>
+        </w:rPr>
+        <w:t xml:space="preserve"> </w:t>
+      </w:r>
+      <w:r>
+        <w:rPr>
+          <w:rFonts w:ascii="Cascadia Mono" w:hAnsi="Cascadia Mono" w:cs="Cascadia Mono"/>
+          <w:color w:val="2B91AF"/>
+          <w:sz w:val="19"/>
+          <w:szCs w:val="19"/>
+          <w:highlight w:val="white"/>
+        </w:rPr>
+        <w:t>Product</w:t>
+      </w:r>
+      <w:r>
+        <w:rPr>
+          <w:rFonts w:ascii="Cascadia Mono" w:hAnsi="Cascadia Mono" w:cs="Cascadia Mono"/>
+          <w:color w:val="000000"/>
+          <w:sz w:val="19"/>
+          <w:szCs w:val="19"/>
+          <w:highlight w:val="white"/>
+        </w:rPr>
+        <w:t>();</w:t>
+      </w:r>
     </w:p>
     <w:p>
       <w:pPr>
@@ -11572,44 +11638,10 @@
         <w:t>Data</w:t>
       </w:r>
       <w:r>
-        <w:t xml:space="preserve"> refererer til. Men vi har jo ikke selv initialiseret </w:t>
-      </w:r>
-      <w:r>
-        <w:rPr>
-          <w:b/>
-          <w:bCs/>
-        </w:rPr>
-        <w:t>Data</w:t>
-      </w:r>
-      <w:r>
-        <w:t xml:space="preserve">…? Det gør frameworket netop for os, når denne </w:t>
-      </w:r>
-      <w:r>
-        <w:rPr>
-          <w:b/>
-          <w:bCs/>
-        </w:rPr>
-        <w:t>Create</w:t>
-      </w:r>
-      <w:r>
-        <w:t xml:space="preserve">-page bliver konstrueret! Det er også derfor det er vigtigt at </w:t>
-      </w:r>
-      <w:r>
-        <w:rPr>
-          <w:b/>
-          <w:bCs/>
-        </w:rPr>
-        <w:t>Product</w:t>
-      </w:r>
-      <w:r>
-        <w:t xml:space="preserve"> har en constructor uden parametre, for det er netop denne constructor frameworke</w:t>
-      </w:r>
-      <w:r>
-        <w:t>t</w:t>
-      </w:r>
-      <w:r>
-        <w:t xml:space="preserve"> bruger.</w:t>
-      </w:r>
+        <w:t xml:space="preserve"> refererer til.</w:t>
+      </w:r>
+      <w:bookmarkStart w:id="1" w:name="_GoBack"/>
+      <w:bookmarkEnd w:id="1"/>
     </w:p>
     <w:p>
       <w:r>
@@ -25212,7 +25244,7 @@
       <w:pPr>
         <w:pStyle w:val="Overskrift1"/>
       </w:pPr>
-      <w:bookmarkStart w:id="1" w:name="_Toc133836162"/>
+      <w:bookmarkStart w:id="2" w:name="_Toc133836162"/>
       <w:r>
         <w:t>WebShop</w:t>
       </w:r>
@@ -25234,7 +25266,7 @@
       <w:r>
         <w:t>)</w:t>
       </w:r>
-      <w:bookmarkEnd w:id="1"/>
+      <w:bookmarkEnd w:id="2"/>
     </w:p>
     <w:p/>
     <w:p>
@@ -28407,7 +28439,7 @@
           <w:lang w:val="en-US"/>
         </w:rPr>
       </w:pPr>
-      <w:bookmarkStart w:id="2" w:name="_Toc133836163"/>
+      <w:bookmarkStart w:id="3" w:name="_Toc133836163"/>
       <w:r>
         <w:rPr>
           <w:lang w:val="en-US"/>
@@ -28433,7 +28465,7 @@
         </w:rPr>
         <w:t>)</w:t>
       </w:r>
-      <w:bookmarkEnd w:id="2"/>
+      <w:bookmarkEnd w:id="3"/>
     </w:p>
     <w:p>
       <w:pPr>
@@ -31758,7 +31790,7 @@
           <w:lang w:val="en-US"/>
         </w:rPr>
       </w:pPr>
-      <w:bookmarkStart w:id="3" w:name="_Toc133836164"/>
+      <w:bookmarkStart w:id="4" w:name="_Toc133836164"/>
       <w:r>
         <w:rPr>
           <w:lang w:val="en-US"/>
@@ -31778,7 +31810,7 @@
         </w:rPr>
         <w:t>)</w:t>
       </w:r>
-      <w:bookmarkEnd w:id="3"/>
+      <w:bookmarkEnd w:id="4"/>
     </w:p>
     <w:p>
       <w:pPr>
@@ -35692,7 +35724,7 @@
           <w:lang w:val="en-US"/>
         </w:rPr>
       </w:pPr>
-      <w:bookmarkStart w:id="4" w:name="_Toc133836165"/>
+      <w:bookmarkStart w:id="5" w:name="_Toc133836165"/>
       <w:r>
         <w:rPr>
           <w:lang w:val="en-US"/>
@@ -35724,7 +35756,7 @@
         </w:rPr>
         <w:t>)</w:t>
       </w:r>
-      <w:bookmarkEnd w:id="4"/>
+      <w:bookmarkEnd w:id="5"/>
     </w:p>
     <w:p>
       <w:pPr>
@@ -45648,7 +45680,7 @@
       <w:pPr>
         <w:pStyle w:val="Overskrift1"/>
       </w:pPr>
-      <w:bookmarkStart w:id="5" w:name="_Toc133836166"/>
+      <w:bookmarkStart w:id="6" w:name="_Toc133836166"/>
       <w:r>
         <w:lastRenderedPageBreak/>
         <w:t>WebShopRP.</w:t>
@@ -45671,7 +45703,7 @@
       <w:r>
         <w:t>)</w:t>
       </w:r>
-      <w:bookmarkEnd w:id="5"/>
+      <w:bookmarkEnd w:id="6"/>
     </w:p>
     <w:p/>
     <w:p>
@@ -46207,7 +46239,7 @@
         </w:rPr>
         <w:t xml:space="preserve"> </w:t>
       </w:r>
-      <w:bookmarkStart w:id="6" w:name="_Hlk133750673"/>
+      <w:bookmarkStart w:id="7" w:name="_Hlk133750673"/>
       <w:r>
         <w:rPr>
           <w:rFonts w:ascii="Cascadia Mono" w:hAnsi="Cascadia Mono" w:cs="Cascadia Mono"/>
@@ -46217,7 +46249,7 @@
         </w:rPr>
         <w:t>CreateUserModel</w:t>
       </w:r>
-      <w:bookmarkEnd w:id="6"/>
+      <w:bookmarkEnd w:id="7"/>
       <w:r>
         <w:rPr>
           <w:rFonts w:ascii="Cascadia Mono" w:hAnsi="Cascadia Mono" w:cs="Cascadia Mono"/>
@@ -48020,8 +48052,6 @@
       <w:r>
         <w:softHyphen/>
       </w:r>
-      <w:bookmarkStart w:id="7" w:name="_GoBack"/>
-      <w:bookmarkEnd w:id="7"/>
       <w:r>
         <w:t>res således:</w:t>
       </w:r>
@@ -55421,7 +55451,7 @@
 </file>
 
 <file path=customXml/itemProps1.xml><?xml version="1.0" encoding="utf-8"?>
-<ds:datastoreItem xmlns:ds="http://schemas.openxmlformats.org/officeDocument/2006/customXml" ds:itemID="{881CACA1-CBDA-4746-BDD1-C0988885DFDB}">
+<ds:datastoreItem xmlns:ds="http://schemas.openxmlformats.org/officeDocument/2006/customXml" ds:itemID="{26C09590-B560-4647-98E4-BA40BA65BCEE}">
   <ds:schemaRefs>
     <ds:schemaRef ds:uri="http://schemas.openxmlformats.org/officeDocument/2006/bibliography"/>
   </ds:schemaRefs>
